--- a/docs/docx/module/mouse_gutbrain_de.docx
+++ b/docs/docx/module/mouse_gutbrain_de.docx
@@ -8,6 +8,14 @@
       </w:pPr>
       <w:r>
         <w:t xml:space="preserve">Differential Expression and the Mouse Gut-Brain Axis</w:t>
+      </w:r>
+    </w:p>
+    <w:p>
+      <w:pPr>
+        <w:pStyle w:val="Date"/>
+      </w:pPr>
+      <w:r>
+        <w:t xml:space="preserve">2026-04-29</w:t>
       </w:r>
     </w:p>
     <w:bookmarkStart w:id="21" w:name="overview"/>

--- a/docs/docx/module/mouse_gutbrain_de.docx
+++ b/docs/docx/module/mouse_gutbrain_de.docx
@@ -15,7 +15,7 @@
         <w:pStyle w:val="Date"/>
       </w:pPr>
       <w:r>
-        <w:t xml:space="preserve">2026-04-29</w:t>
+        <w:t xml:space="preserve">2026-05-28</w:t>
       </w:r>
     </w:p>
     <w:bookmarkStart w:id="21" w:name="overview"/>

--- a/docs/docx/module/mouse_gutbrain_de.docx
+++ b/docs/docx/module/mouse_gutbrain_de.docx
@@ -15,7 +15,7 @@
         <w:pStyle w:val="Date"/>
       </w:pPr>
       <w:r>
-        <w:t xml:space="preserve">2026-05-28</w:t>
+        <w:t xml:space="preserve">2026-06-01</w:t>
       </w:r>
     </w:p>
     <w:bookmarkStart w:id="21" w:name="overview"/>

--- a/docs/docx/module/mouse_gutbrain_de.docx
+++ b/docs/docx/module/mouse_gutbrain_de.docx
@@ -15,7 +15,7 @@
         <w:pStyle w:val="Date"/>
       </w:pPr>
       <w:r>
-        <w:t xml:space="preserve">2026-06-01</w:t>
+        <w:t xml:space="preserve">2026-06-02</w:t>
       </w:r>
     </w:p>
     <w:bookmarkStart w:id="21" w:name="overview"/>

--- a/docs/docx/module/mouse_gutbrain_de.docx
+++ b/docs/docx/module/mouse_gutbrain_de.docx
@@ -15,7 +15,7 @@
         <w:pStyle w:val="Date"/>
       </w:pPr>
       <w:r>
-        <w:t xml:space="preserve">2026-06-02</w:t>
+        <w:t xml:space="preserve">2026-06-03</w:t>
       </w:r>
     </w:p>
     <w:bookmarkStart w:id="21" w:name="overview"/>

--- a/docs/docx/module/mouse_gutbrain_de.docx
+++ b/docs/docx/module/mouse_gutbrain_de.docx
@@ -15,7 +15,7 @@
         <w:pStyle w:val="Date"/>
       </w:pPr>
       <w:r>
-        <w:t xml:space="preserve">2026-06-03</w:t>
+        <w:t xml:space="preserve">2026-07-22</w:t>
       </w:r>
     </w:p>
     <w:bookmarkStart w:id="21" w:name="overview"/>

--- a/docs/docx/module/mouse_gutbrain_de.docx
+++ b/docs/docx/module/mouse_gutbrain_de.docx
@@ -15,7 +15,7 @@
         <w:pStyle w:val="Date"/>
       </w:pPr>
       <w:r>
-        <w:t xml:space="preserve">2026-07-22</w:t>
+        <w:t xml:space="preserve">2026-08-26</w:t>
       </w:r>
     </w:p>
     <w:bookmarkStart w:id="21" w:name="overview"/>
@@ -95,76 +95,7 @@
       </w:r>
     </w:p>
     <w:bookmarkEnd w:id="21"/>
-    <w:bookmarkStart w:id="22" w:name="learning-objectives"/>
-    <w:p>
-      <w:pPr>
-        <w:pStyle w:val="Heading2"/>
-      </w:pPr>
-      <w:r>
-        <w:t xml:space="preserve">Learning Objectives</w:t>
-      </w:r>
-    </w:p>
-    <w:p>
-      <w:pPr>
-        <w:numPr>
-          <w:ilvl w:val="0"/>
-          <w:numId w:val="1002"/>
-        </w:numPr>
-      </w:pPr>
-      <w:r>
-        <w:t xml:space="preserve">Explore differential expression data in mice.</w:t>
-      </w:r>
-    </w:p>
-    <w:p>
-      <w:pPr>
-        <w:numPr>
-          <w:ilvl w:val="0"/>
-          <w:numId w:val="1002"/>
-        </w:numPr>
-      </w:pPr>
-      <w:r>
-        <w:t xml:space="preserve">Identify genes that are differentially expressed in an RNA-seq dataset.</w:t>
-      </w:r>
-    </w:p>
-    <w:p>
-      <w:pPr>
-        <w:numPr>
-          <w:ilvl w:val="0"/>
-          <w:numId w:val="1002"/>
-        </w:numPr>
-      </w:pPr>
-      <w:r>
-        <w:t xml:space="preserve">(Optional) Formulate and test a hypothesis about differential expression of genes as a result of the gut-brain axis.</w:t>
-      </w:r>
-    </w:p>
-    <w:bookmarkEnd w:id="22"/>
-    <w:bookmarkStart w:id="23" w:name="prerequisites"/>
-    <w:p>
-      <w:pPr>
-        <w:pStyle w:val="Heading2"/>
-      </w:pPr>
-      <w:r>
-        <w:t xml:space="preserve">Prerequisites</w:t>
-      </w:r>
-    </w:p>
-    <w:p>
-      <w:pPr>
-        <w:pStyle w:val="FirstParagraph"/>
-      </w:pPr>
-      <w:r>
-        <w:t xml:space="preserve">Students will benefit from some understanding of the Central Dogma and genetically-based trait expression. They should be aware of mice as a model organism and be comfortable using online genomic databases. We suggest this activity could accompany lectures that discuss these topics.</w:t>
-      </w:r>
-    </w:p>
-    <w:p>
-      <w:pPr>
-        <w:pStyle w:val="BodyText"/>
-      </w:pPr>
-      <w:r>
-        <w:t xml:space="preserve">This activity also requires plotting and an understanding of data visualization.</w:t>
-      </w:r>
-    </w:p>
-    <w:bookmarkEnd w:id="23"/>
-    <w:bookmarkStart w:id="30" w:name="evaluation"/>
+    <w:bookmarkStart w:id="28" w:name="evaluation"/>
     <w:p>
       <w:pPr>
         <w:pStyle w:val="Heading2"/>
@@ -222,18 +153,18 @@
                 <wp:inline>
                   <wp:extent cx="152400" cy="152400"/>
                   <wp:effectExtent b="0" l="0" r="0" t="0"/>
-                  <wp:docPr descr="" title="" id="25" name="Picture"/>
+                  <wp:docPr descr="" title="" id="23" name="Picture"/>
                   <a:graphic>
                     <a:graphicData uri="http://schemas.openxmlformats.org/drawingml/2006/picture">
                       <pic:pic>
                         <pic:nvPicPr>
-                          <pic:cNvPr descr="/opt/quarto/share/formats/docx/tip.png" id="26" name="Picture"/>
+                          <pic:cNvPr descr="/opt/quarto/share/formats/docx/tip.png" id="24" name="Picture"/>
                           <pic:cNvPicPr>
                             <a:picLocks noChangeArrowheads="1" noChangeAspect="1"/>
                           </pic:cNvPicPr>
                         </pic:nvPicPr>
                         <pic:blipFill>
-                          <a:blip r:embed="rId24"/>
+                          <a:blip r:embed="rId22"/>
                           <a:stretch>
                             <a:fillRect/>
                           </a:stretch>
@@ -302,7 +233,7 @@
             <w:pPr>
               <w:pStyle w:val="BodyText"/>
             </w:pPr>
-            <w:hyperlink r:id="rId27">
+            <w:hyperlink r:id="rId25">
               <w:r>
                 <w:rPr>
                   <w:rStyle w:val="Hyperlink"/>
@@ -318,7 +249,7 @@
             <w:pPr>
               <w:spacing w:after="16"/>
             </w:pPr>
-            <w:hyperlink r:id="rId28">
+            <w:hyperlink r:id="rId26">
               <w:r>
                 <w:rPr>
                   <w:rStyle w:val="Hyperlink"/>
@@ -341,7 +272,7 @@
       <w:r>
         <w:t xml:space="preserve"> </w:t>
       </w:r>
-      <w:hyperlink r:id="rId29">
+      <w:hyperlink r:id="rId27">
         <w:r>
           <w:rPr>
             <w:rStyle w:val="Hyperlink"/>
@@ -385,390 +316,582 @@
         <w:t xml:space="preserve">org).</w:t>
       </w:r>
     </w:p>
-    <w:bookmarkEnd w:id="30"/>
-    <w:bookmarkStart w:id="49" w:name="materials"/>
+    <w:bookmarkEnd w:id="28"/>
+    <w:bookmarkStart w:id="29" w:name="learning-objectives"/>
     <w:p>
       <w:pPr>
         <w:pStyle w:val="Heading2"/>
       </w:pPr>
       <w:r>
-        <w:t xml:space="preserve">Materials</w:t>
-      </w:r>
-    </w:p>
-    <w:bookmarkStart w:id="46" w:name="student-activity"/>
-    <w:p>
-      <w:pPr>
-        <w:pStyle w:val="Heading3"/>
-      </w:pPr>
-      <w:r>
-        <w:t xml:space="preserve">Student Activity</w:t>
-      </w:r>
-    </w:p>
-    <w:p>
-      <w:pPr>
-        <w:pStyle w:val="FirstParagraph"/>
-      </w:pPr>
-      <w:r>
-        <w:t xml:space="preserve">You can use this module in several formats. Feel free to adapt to your needs!</w:t>
+        <w:t xml:space="preserve">Learning Objectives</w:t>
       </w:r>
     </w:p>
     <w:p>
       <w:pPr>
         <w:numPr>
           <w:ilvl w:val="0"/>
-          <w:numId w:val="1003"/>
+          <w:numId w:val="1002"/>
         </w:numPr>
       </w:pPr>
       <w:r>
-        <w:t xml:space="preserve">Standalone R student activity:</w:t>
-      </w:r>
-    </w:p>
-    <w:p>
-      <w:pPr>
-        <w:pStyle w:val="Compact"/>
-        <w:numPr>
-          <w:ilvl w:val="1"/>
-          <w:numId w:val="1004"/>
-        </w:numPr>
-      </w:pPr>
-      <w:hyperlink r:id="rId31">
-        <w:r>
-          <w:rPr>
-            <w:rStyle w:val="Hyperlink"/>
-          </w:rPr>
-          <w:t xml:space="preserve">Web page</w:t>
-        </w:r>
-      </w:hyperlink>
-    </w:p>
-    <w:p>
-      <w:pPr>
-        <w:pStyle w:val="Compact"/>
-        <w:numPr>
-          <w:ilvl w:val="1"/>
-          <w:numId w:val="1004"/>
-        </w:numPr>
-      </w:pPr>
-      <w:hyperlink r:id="rId32">
-        <w:r>
-          <w:rPr>
-            <w:rStyle w:val="Hyperlink"/>
-          </w:rPr>
-          <w:t xml:space="preserve">Quarto (qmd)</w:t>
-        </w:r>
-      </w:hyperlink>
-    </w:p>
-    <w:p>
-      <w:pPr>
-        <w:pStyle w:val="Compact"/>
-        <w:numPr>
-          <w:ilvl w:val="1"/>
-          <w:numId w:val="1004"/>
-        </w:numPr>
-      </w:pPr>
-      <w:hyperlink r:id="rId33">
-        <w:r>
-          <w:rPr>
-            <w:rStyle w:val="Hyperlink"/>
-          </w:rPr>
-          <w:t xml:space="preserve">Word (docx)</w:t>
-        </w:r>
-      </w:hyperlink>
-    </w:p>
-    <w:p>
-      <w:pPr>
-        <w:pStyle w:val="Compact"/>
-        <w:numPr>
-          <w:ilvl w:val="1"/>
-          <w:numId w:val="1004"/>
-        </w:numPr>
-      </w:pPr>
-      <w:hyperlink r:id="rId34">
-        <w:r>
-          <w:rPr>
-            <w:rStyle w:val="Hyperlink"/>
-          </w:rPr>
-          <w:t xml:space="preserve">Google Doc</w:t>
-        </w:r>
-      </w:hyperlink>
-      <w:r>
-        <w:t xml:space="preserve"> </w:t>
-      </w:r>
-      <w:r>
-        <w:t xml:space="preserve">- coming soon!</w:t>
-      </w:r>
-    </w:p>
-    <w:p>
-      <w:pPr>
-        <w:pStyle w:val="FirstParagraph"/>
-      </w:pPr>
-      <w:r>
-        <w:t xml:space="preserve">Students will need RStudio, data, and the R packages</w:t>
-      </w:r>
-      <w:r>
-        <w:t xml:space="preserve"> </w:t>
-      </w:r>
-      <w:r>
-        <w:rPr>
-          <w:rStyle w:val="VerbatimChar"/>
-        </w:rPr>
-        <w:t xml:space="preserve">tidyverse</w:t>
-      </w:r>
-      <w:r>
-        <w:t xml:space="preserve">.</w:t>
-      </w:r>
-    </w:p>
-    <w:p>
-      <w:pPr>
-        <w:pStyle w:val="BodyText"/>
-      </w:pPr>
-      <w:r>
-        <w:t xml:space="preserve">This means students will need either:</w:t>
-      </w:r>
-    </w:p>
-    <w:p>
-      <w:pPr>
-        <w:pStyle w:val="Compact"/>
+        <w:t xml:space="preserve">Explore differential expression data in mice.</w:t>
+      </w:r>
+    </w:p>
+    <w:p>
+      <w:pPr>
         <w:numPr>
           <w:ilvl w:val="0"/>
-          <w:numId w:val="1005"/>
+          <w:numId w:val="1002"/>
         </w:numPr>
       </w:pPr>
       <w:r>
-        <w:t xml:space="preserve">An internet connection for this activity as written (using Posit Cloud)</w:t>
-      </w:r>
-    </w:p>
-    <w:p>
-      <w:pPr>
-        <w:pStyle w:val="Compact"/>
+        <w:t xml:space="preserve">Identify genes that are differentially expressed in an RNA-seq dataset.</w:t>
+      </w:r>
+    </w:p>
+    <w:p>
+      <w:pPr>
         <w:numPr>
           <w:ilvl w:val="0"/>
-          <w:numId w:val="1005"/>
+          <w:numId w:val="1002"/>
         </w:numPr>
       </w:pPr>
       <w:r>
-        <w:t xml:space="preserve">A local installation of R or RStudio (with data downloaded and</w:t>
-      </w:r>
+        <w:t xml:space="preserve">(Optional) Formulate and test a hypothesis about differential expression of genes as a result of the gut-brain axis.</w:t>
+      </w:r>
+    </w:p>
+    <w:bookmarkEnd w:id="29"/>
+    <w:bookmarkStart w:id="30" w:name="prerequisites"/>
+    <w:p>
+      <w:pPr>
+        <w:pStyle w:val="Heading2"/>
+      </w:pPr>
+      <w:r>
+        <w:t xml:space="preserve">Prerequisites</w:t>
+      </w:r>
+    </w:p>
+    <w:p>
+      <w:pPr>
+        <w:pStyle w:val="FirstParagraph"/>
+      </w:pPr>
+      <w:r>
+        <w:t xml:space="preserve">Students will benefit from some understanding of the Central Dogma and genetically-based trait expression. They should be aware of mice as a model organism and be comfortable using online genomic databases. We suggest this activity could accompany lectures that discuss these topics.</w:t>
+      </w:r>
+    </w:p>
+    <w:p>
+      <w:pPr>
+        <w:pStyle w:val="BodyText"/>
+      </w:pPr>
+      <w:r>
+        <w:t xml:space="preserve">This activity also requires plotting and an understanding of data visualization.</w:t>
+      </w:r>
+    </w:p>
+    <w:bookmarkEnd w:id="30"/>
+    <w:bookmarkStart w:id="49" w:name="student-materials"/>
+    <w:p>
+      <w:pPr>
+        <w:pStyle w:val="Heading2"/>
+      </w:pPr>
+      <w:r>
+        <w:t xml:space="preserve">Student Materials</w:t>
+      </w:r>
+    </w:p>
+    <w:p>
+      <w:pPr>
+        <w:pStyle w:val="FirstParagraph"/>
+      </w:pPr>
+      <w:r>
+        <w:t xml:space="preserve">You can use this module in several formats. Feel free to adapt to your needs!</w:t>
+      </w:r>
+    </w:p>
+    <w:tbl>
+      <w:tblPr>
+        <w:tblStyle w:val="Table"/>
+        <w:tblLook w:firstRow="0" w:lastRow="0" w:firstColumn="0" w:lastColumn="0" w:noHBand="0" w:noVBand="0" w:val="0000"/>
+        <w:tblBorders>
+          <w:top w:val="single" w:sz="4" w:space="0" w:color="0758E5"/>
+          <w:left w:val="single" w:sz="24" w:space="0" w:color="0758E5"/>
+          <w:bottom w:val="single" w:sz="4" w:space="0" w:color="0758E5"/>
+          <w:right w:val="single" w:sz="4" w:space="0" w:color="0758E5"/>
+        </w:tblBorders>
+        <w:tblCellMar>
+          <w:left w:w="144" w:type="dxa"/>
+          <w:right w:w="144" w:type="dxa"/>
+        </w:tblCellMar>
+        <w:tblLook w:firstRow="0" w:lastRow="0" w:firstColumn="0" w:lastColumn="0" w:noHBand="0" w:noVBand="0" w:val="0000"/>
+      </w:tblPr>
+      <w:tr>
+        <w:trPr>
+          <w:cantSplit/>
+        </w:trPr>
+        <w:tc>
+          <w:tcPr>
+            <w:shd w:color="auto" w:fill="dae6fb" w:val="clear"/>
+            <w:tcMar>
+              <w:top w:w="92" w:type="dxa"/>
+              <w:bottom w:w="92" w:type="dxa"/>
+            </w:tcMar>
+          </w:tcPr>
+          <w:p>
+            <w:pPr>
+              <w:pStyle w:val="BodyText"/>
+            </w:pPr>
+            <w:pPr>
+              <w:spacing w:before="16" w:after="16"/>
+            </w:pPr>
+            <w:r>
+              <w:t xml:space="preserve">Student Activity</w:t>
+            </w:r>
+          </w:p>
+        </w:tc>
+      </w:tr>
+      <w:tr>
+        <w:trPr>
+          <w:cantSplit/>
+        </w:trPr>
+        <w:tc>
+          <w:tcPr>
+            <w:tcMar>
+              <w:top w:w="108" w:type="dxa"/>
+              <w:bottom w:w="108" w:type="dxa"/>
+            </w:tcMar>
+          </w:tcPr>
+          <w:p>
+            <w:pPr>
+              <w:pStyle w:val="BodyText"/>
+            </w:pPr>
+            <w:pPr>
+              <w:spacing w:before="16"/>
+            </w:pPr>
+            <w:r>
+              <w:t xml:space="preserve">Standalone R student activity:</w:t>
+            </w:r>
+          </w:p>
+          <w:p>
+            <w:pPr>
+              <w:pStyle w:val="Compact"/>
+              <w:numPr>
+                <w:ilvl w:val="0"/>
+                <w:numId w:val="1003"/>
+              </w:numPr>
+            </w:pPr>
+            <w:hyperlink r:id="rId31">
+              <w:r>
+                <w:rPr>
+                  <w:rStyle w:val="Hyperlink"/>
+                </w:rPr>
+                <w:t xml:space="preserve">Web page</w:t>
+              </w:r>
+            </w:hyperlink>
+          </w:p>
+          <w:p>
+            <w:pPr>
+              <w:pStyle w:val="Compact"/>
+              <w:numPr>
+                <w:ilvl w:val="0"/>
+                <w:numId w:val="1003"/>
+              </w:numPr>
+            </w:pPr>
+            <w:hyperlink r:id="rId32">
+              <w:r>
+                <w:rPr>
+                  <w:rStyle w:val="Hyperlink"/>
+                </w:rPr>
+                <w:t xml:space="preserve">Quarto (qmd)</w:t>
+              </w:r>
+            </w:hyperlink>
+          </w:p>
+          <w:p>
+            <w:pPr>
+              <w:pStyle w:val="Compact"/>
+              <w:numPr>
+                <w:ilvl w:val="0"/>
+                <w:numId w:val="1003"/>
+              </w:numPr>
+            </w:pPr>
+            <w:hyperlink r:id="rId33">
+              <w:r>
+                <w:rPr>
+                  <w:rStyle w:val="Hyperlink"/>
+                </w:rPr>
+                <w:t xml:space="preserve">Word (docx)</w:t>
+              </w:r>
+            </w:hyperlink>
+          </w:p>
+          <w:p>
+            <w:pPr>
+              <w:pStyle w:val="Compact"/>
+              <w:numPr>
+                <w:ilvl w:val="0"/>
+                <w:numId w:val="1003"/>
+              </w:numPr>
+            </w:pPr>
+            <w:hyperlink r:id="rId34">
+              <w:r>
+                <w:rPr>
+                  <w:rStyle w:val="Hyperlink"/>
+                </w:rPr>
+                <w:t xml:space="preserve">Google Doc</w:t>
+              </w:r>
+            </w:hyperlink>
+            <w:r>
+              <w:t xml:space="preserve"> </w:t>
+            </w:r>
+            <w:r>
+              <w:t xml:space="preserve">- coming soon!</w:t>
+            </w:r>
+          </w:p>
+          <w:p>
+            <w:pPr>
+              <w:pStyle w:val="FirstParagraph"/>
+            </w:pPr>
+            <w:r>
+              <w:t xml:space="preserve">Students can use any of the following datasets to compare gene expression:</w:t>
+            </w:r>
+          </w:p>
+          <w:p>
+            <w:pPr>
+              <w:pStyle w:val="Compact"/>
+              <w:numPr>
+                <w:ilvl w:val="0"/>
+                <w:numId w:val="1004"/>
+              </w:numPr>
+            </w:pPr>
+            <w:hyperlink r:id="rId35">
+              <w:r>
+                <w:rPr>
+                  <w:rStyle w:val="Hyperlink"/>
+                </w:rPr>
+                <w:t xml:space="preserve">Sample metadata</w:t>
+              </w:r>
+            </w:hyperlink>
+          </w:p>
+          <w:p>
+            <w:pPr>
+              <w:pStyle w:val="Compact"/>
+              <w:numPr>
+                <w:ilvl w:val="0"/>
+                <w:numId w:val="1004"/>
+              </w:numPr>
+            </w:pPr>
+            <w:hyperlink r:id="rId36">
+              <w:r>
+                <w:rPr>
+                  <w:rStyle w:val="Hyperlink"/>
+                </w:rPr>
+                <w:t xml:space="preserve">Gene expression count data for all control-type mice</w:t>
+              </w:r>
+            </w:hyperlink>
+          </w:p>
+          <w:p>
+            <w:pPr>
+              <w:pStyle w:val="Compact"/>
+              <w:numPr>
+                <w:ilvl w:val="0"/>
+                <w:numId w:val="1004"/>
+              </w:numPr>
+            </w:pPr>
+            <w:hyperlink r:id="rId37">
+              <w:r>
+                <w:rPr>
+                  <w:rStyle w:val="Hyperlink"/>
+                </w:rPr>
+                <w:t xml:space="preserve">Gene expression count data for all ASD-type mice</w:t>
+              </w:r>
+            </w:hyperlink>
+          </w:p>
+          <w:p>
+            <w:pPr>
+              <w:pStyle w:val="Compact"/>
+              <w:numPr>
+                <w:ilvl w:val="0"/>
+                <w:numId w:val="1004"/>
+              </w:numPr>
+            </w:pPr>
+            <w:hyperlink r:id="rId38">
+              <w:r>
+                <w:rPr>
+                  <w:rStyle w:val="Hyperlink"/>
+                </w:rPr>
+                <w:t xml:space="preserve">Gene expression count data for all prefrontal cortex samples</w:t>
+              </w:r>
+            </w:hyperlink>
+          </w:p>
+          <w:p>
+            <w:pPr>
+              <w:pStyle w:val="Compact"/>
+              <w:numPr>
+                <w:ilvl w:val="0"/>
+                <w:numId w:val="1004"/>
+              </w:numPr>
+            </w:pPr>
+            <w:hyperlink r:id="rId39">
+              <w:r>
+                <w:rPr>
+                  <w:rStyle w:val="Hyperlink"/>
+                </w:rPr>
+                <w:t xml:space="preserve">Gene expression count data for all striatum samples</w:t>
+              </w:r>
+            </w:hyperlink>
+          </w:p>
+          <w:p>
+            <w:pPr>
+              <w:pStyle w:val="Compact"/>
+              <w:numPr>
+                <w:ilvl w:val="0"/>
+                <w:numId w:val="1004"/>
+              </w:numPr>
+            </w:pPr>
+            <w:hyperlink r:id="rId40">
+              <w:r>
+                <w:rPr>
+                  <w:rStyle w:val="Hyperlink"/>
+                </w:rPr>
+                <w:t xml:space="preserve">Comparing gene expression between ASD and control mice, both brain regions</w:t>
+              </w:r>
+            </w:hyperlink>
+          </w:p>
+          <w:p>
+            <w:pPr>
+              <w:pStyle w:val="Compact"/>
+              <w:numPr>
+                <w:ilvl w:val="0"/>
+                <w:numId w:val="1004"/>
+              </w:numPr>
+            </w:pPr>
+            <w:hyperlink r:id="rId41">
+              <w:r>
+                <w:rPr>
+                  <w:rStyle w:val="Hyperlink"/>
+                </w:rPr>
+                <w:t xml:space="preserve">Comparing gene expression between ASD and control mice, prefrontal cortex only</w:t>
+              </w:r>
+            </w:hyperlink>
+          </w:p>
+          <w:p>
+            <w:pPr>
+              <w:pStyle w:val="Compact"/>
+              <w:numPr>
+                <w:ilvl w:val="0"/>
+                <w:numId w:val="1004"/>
+              </w:numPr>
+            </w:pPr>
+            <w:hyperlink r:id="rId42">
+              <w:r>
+                <w:rPr>
+                  <w:rStyle w:val="Hyperlink"/>
+                </w:rPr>
+                <w:t xml:space="preserve">Comparing gene expression between ASD and control mice, striatum only</w:t>
+              </w:r>
+            </w:hyperlink>
+          </w:p>
+          <w:p>
+            <w:pPr>
+              <w:pStyle w:val="Compact"/>
+              <w:numPr>
+                <w:ilvl w:val="0"/>
+                <w:numId w:val="1004"/>
+              </w:numPr>
+            </w:pPr>
+            <w:hyperlink r:id="rId43">
+              <w:r>
+                <w:rPr>
+                  <w:rStyle w:val="Hyperlink"/>
+                </w:rPr>
+                <w:t xml:space="preserve">Comparing gene expression between prefrontal cortex and striatum, all mice</w:t>
+              </w:r>
+            </w:hyperlink>
+          </w:p>
+          <w:p>
+            <w:pPr>
+              <w:pStyle w:val="Compact"/>
+              <w:numPr>
+                <w:ilvl w:val="0"/>
+                <w:numId w:val="1004"/>
+              </w:numPr>
+            </w:pPr>
+            <w:hyperlink r:id="rId44">
+              <w:r>
+                <w:rPr>
+                  <w:rStyle w:val="Hyperlink"/>
+                </w:rPr>
+                <w:t xml:space="preserve">Comparing gene expression between prefrontal cortex and striatum, only ASD mice</w:t>
+              </w:r>
+            </w:hyperlink>
+          </w:p>
+          <w:p>
+            <w:pPr>
+              <w:pStyle w:val="Compact"/>
+              <w:numPr>
+                <w:ilvl w:val="0"/>
+                <w:numId w:val="1004"/>
+              </w:numPr>
+            </w:pPr>
+            <w:hyperlink r:id="rId45">
+              <w:r>
+                <w:rPr>
+                  <w:rStyle w:val="Hyperlink"/>
+                </w:rPr>
+                <w:t xml:space="preserve">Comparing gene expression between prefrontal cortex and striatum, only control mice</w:t>
+              </w:r>
+            </w:hyperlink>
+          </w:p>
+          <w:p/>
+        </w:tc>
+      </w:tr>
+    </w:tbl>
+    <w:p>
+      <w:pPr>
+        <w:pStyle w:val="FirstParagraph"/>
+      </w:pPr>
       <w:r>
         <w:t xml:space="preserve"> </w:t>
       </w:r>
-      <w:r>
-        <w:rPr>
-          <w:rStyle w:val="VerbatimChar"/>
-        </w:rPr>
-        <w:t xml:space="preserve">tidyverse</w:t>
+    </w:p>
+    <w:tbl>
+      <w:tblPr>
+        <w:tblStyle w:val="Table"/>
+        <w:tblLook w:firstRow="0" w:lastRow="0" w:firstColumn="0" w:lastColumn="0" w:noHBand="0" w:noVBand="0" w:val="0000"/>
+        <w:tblBorders>
+          <w:top w:val="single" w:sz="4" w:space="0" w:color="0758E5"/>
+          <w:left w:val="single" w:sz="24" w:space="0" w:color="0758E5"/>
+          <w:bottom w:val="single" w:sz="4" w:space="0" w:color="0758E5"/>
+          <w:right w:val="single" w:sz="4" w:space="0" w:color="0758E5"/>
+        </w:tblBorders>
+        <w:tblCellMar>
+          <w:left w:w="144" w:type="dxa"/>
+          <w:right w:w="144" w:type="dxa"/>
+        </w:tblCellMar>
+        <w:tblLook w:firstRow="0" w:lastRow="0" w:firstColumn="0" w:lastColumn="0" w:noHBand="0" w:noVBand="0" w:val="0000"/>
+      </w:tblPr>
+      <w:tr>
+        <w:trPr>
+          <w:cantSplit/>
+        </w:trPr>
+        <w:tc>
+          <w:tcPr>
+            <w:shd w:color="auto" w:fill="dae6fb" w:val="clear"/>
+            <w:tcMar>
+              <w:top w:w="92" w:type="dxa"/>
+              <w:bottom w:w="92" w:type="dxa"/>
+            </w:tcMar>
+          </w:tcPr>
+          <w:p>
+            <w:pPr>
+              <w:pStyle w:val="BodyText"/>
+            </w:pPr>
+            <w:pPr>
+              <w:spacing w:before="16" w:after="16"/>
+            </w:pPr>
+            <w:r>
+              <w:t xml:space="preserve">Student Activity - Questions Only</w:t>
+            </w:r>
+          </w:p>
+        </w:tc>
+      </w:tr>
+      <w:tr>
+        <w:trPr>
+          <w:cantSplit/>
+        </w:trPr>
+        <w:tc>
+          <w:tcPr>
+            <w:tcMar>
+              <w:top w:w="108" w:type="dxa"/>
+              <w:bottom w:w="108" w:type="dxa"/>
+            </w:tcMar>
+          </w:tcPr>
+          <w:p>
+            <w:pPr>
+              <w:pStyle w:val="Compact"/>
+              <w:numPr>
+                <w:ilvl w:val="0"/>
+                <w:numId w:val="1005"/>
+              </w:numPr>
+            </w:pPr>
+            <w:hyperlink r:id="rId46">
+              <w:r>
+                <w:rPr>
+                  <w:rStyle w:val="Hyperlink"/>
+                </w:rPr>
+                <w:t xml:space="preserve">Web page</w:t>
+              </w:r>
+            </w:hyperlink>
+          </w:p>
+          <w:p>
+            <w:pPr>
+              <w:pStyle w:val="Compact"/>
+              <w:numPr>
+                <w:ilvl w:val="0"/>
+                <w:numId w:val="1005"/>
+              </w:numPr>
+            </w:pPr>
+            <w:hyperlink r:id="rId47">
+              <w:r>
+                <w:rPr>
+                  <w:rStyle w:val="Hyperlink"/>
+                </w:rPr>
+                <w:t xml:space="preserve">Quarto (qmd)</w:t>
+              </w:r>
+            </w:hyperlink>
+          </w:p>
+          <w:p>
+            <w:pPr>
+              <w:pStyle w:val="Compact"/>
+              <w:numPr>
+                <w:ilvl w:val="0"/>
+                <w:numId w:val="1005"/>
+              </w:numPr>
+            </w:pPr>
+            <w:hyperlink r:id="rId48">
+              <w:r>
+                <w:rPr>
+                  <w:rStyle w:val="Hyperlink"/>
+                </w:rPr>
+                <w:t xml:space="preserve">Word (docx)</w:t>
+              </w:r>
+            </w:hyperlink>
+          </w:p>
+          <w:p>
+            <w:pPr>
+              <w:pStyle w:val="Compact"/>
+              <w:numPr>
+                <w:ilvl w:val="0"/>
+                <w:numId w:val="1005"/>
+              </w:numPr>
+            </w:pPr>
+            <w:hyperlink r:id="rId34">
+              <w:r>
+                <w:rPr>
+                  <w:rStyle w:val="Hyperlink"/>
+                </w:rPr>
+                <w:t xml:space="preserve">Google doc</w:t>
+              </w:r>
+            </w:hyperlink>
+          </w:p>
+          <w:p/>
+        </w:tc>
+      </w:tr>
+    </w:tbl>
+    <w:bookmarkEnd w:id="49"/>
+    <w:bookmarkStart w:id="51" w:name="instructor-materials"/>
+    <w:p>
+      <w:pPr>
+        <w:pStyle w:val="Heading2"/>
+      </w:pPr>
+      <w:r>
+        <w:t xml:space="preserve">Instructor Materials</w:t>
+      </w:r>
+    </w:p>
+    <w:p>
+      <w:pPr>
+        <w:pStyle w:val="FirstParagraph"/>
+      </w:pPr>
+      <w:r>
+        <w:t xml:space="preserve">A Google Slides presentation is available for borrowing images</w:t>
       </w:r>
       <w:r>
         <w:t xml:space="preserve"> </w:t>
       </w:r>
-      <w:r>
-        <w:t xml:space="preserve">package installed ahead of time)</w:t>
-      </w:r>
-    </w:p>
-    <w:p>
-      <w:pPr>
-        <w:pStyle w:val="FirstParagraph"/>
-      </w:pPr>
-      <w:r>
-        <w:t xml:space="preserve">Students can use any of the following datasets to compare gene expression:</w:t>
-      </w:r>
-    </w:p>
-    <w:p>
-      <w:pPr>
-        <w:numPr>
-          <w:ilvl w:val="0"/>
-          <w:numId w:val="1006"/>
-        </w:numPr>
-      </w:pPr>
-      <w:hyperlink r:id="rId35">
-        <w:r>
-          <w:rPr>
-            <w:rStyle w:val="Hyperlink"/>
-          </w:rPr>
-          <w:t xml:space="preserve">Sample metadata</w:t>
-        </w:r>
-      </w:hyperlink>
-    </w:p>
-    <w:p>
-      <w:pPr>
-        <w:numPr>
-          <w:ilvl w:val="0"/>
-          <w:numId w:val="1006"/>
-        </w:numPr>
-      </w:pPr>
-      <w:hyperlink r:id="rId36">
-        <w:r>
-          <w:rPr>
-            <w:rStyle w:val="Hyperlink"/>
-          </w:rPr>
-          <w:t xml:space="preserve">Gene expression count data for all control-type mice</w:t>
-        </w:r>
-      </w:hyperlink>
-    </w:p>
-    <w:p>
-      <w:pPr>
-        <w:numPr>
-          <w:ilvl w:val="0"/>
-          <w:numId w:val="1006"/>
-        </w:numPr>
-      </w:pPr>
-      <w:hyperlink r:id="rId37">
-        <w:r>
-          <w:rPr>
-            <w:rStyle w:val="Hyperlink"/>
-          </w:rPr>
-          <w:t xml:space="preserve">Gene expression count data for all ASD-type mice</w:t>
-        </w:r>
-      </w:hyperlink>
-    </w:p>
-    <w:p>
-      <w:pPr>
-        <w:numPr>
-          <w:ilvl w:val="0"/>
-          <w:numId w:val="1006"/>
-        </w:numPr>
-      </w:pPr>
-      <w:hyperlink r:id="rId38">
-        <w:r>
-          <w:rPr>
-            <w:rStyle w:val="Hyperlink"/>
-          </w:rPr>
-          <w:t xml:space="preserve">Gene expression count data for all prefrontal cortex samples</w:t>
-        </w:r>
-      </w:hyperlink>
-    </w:p>
-    <w:p>
-      <w:pPr>
-        <w:numPr>
-          <w:ilvl w:val="0"/>
-          <w:numId w:val="1006"/>
-        </w:numPr>
-      </w:pPr>
-      <w:hyperlink r:id="rId39">
-        <w:r>
-          <w:rPr>
-            <w:rStyle w:val="Hyperlink"/>
-          </w:rPr>
-          <w:t xml:space="preserve">Gene expression count data for all striatum samples</w:t>
-        </w:r>
-      </w:hyperlink>
-    </w:p>
-    <w:p>
-      <w:pPr>
-        <w:numPr>
-          <w:ilvl w:val="0"/>
-          <w:numId w:val="1006"/>
-        </w:numPr>
-      </w:pPr>
-      <w:hyperlink r:id="rId40">
-        <w:r>
-          <w:rPr>
-            <w:rStyle w:val="Hyperlink"/>
-          </w:rPr>
-          <w:t xml:space="preserve">Comparing gene expression between ASD and control mice, both brain regions</w:t>
-        </w:r>
-      </w:hyperlink>
-    </w:p>
-    <w:p>
-      <w:pPr>
-        <w:numPr>
-          <w:ilvl w:val="0"/>
-          <w:numId w:val="1006"/>
-        </w:numPr>
-      </w:pPr>
-      <w:hyperlink r:id="rId41">
-        <w:r>
-          <w:rPr>
-            <w:rStyle w:val="Hyperlink"/>
-          </w:rPr>
-          <w:t xml:space="preserve">Comparing gene expression between ASD and control mice, prefrontal cortex only</w:t>
-        </w:r>
-      </w:hyperlink>
-    </w:p>
-    <w:p>
-      <w:pPr>
-        <w:numPr>
-          <w:ilvl w:val="0"/>
-          <w:numId w:val="1006"/>
-        </w:numPr>
-      </w:pPr>
-      <w:hyperlink r:id="rId42">
-        <w:r>
-          <w:rPr>
-            <w:rStyle w:val="Hyperlink"/>
-          </w:rPr>
-          <w:t xml:space="preserve">Comparing gene expression between ASD and control mice, striatum only</w:t>
-        </w:r>
-      </w:hyperlink>
-    </w:p>
-    <w:p>
-      <w:pPr>
-        <w:numPr>
-          <w:ilvl w:val="0"/>
-          <w:numId w:val="1006"/>
-        </w:numPr>
-      </w:pPr>
-      <w:hyperlink r:id="rId43">
-        <w:r>
-          <w:rPr>
-            <w:rStyle w:val="Hyperlink"/>
-          </w:rPr>
-          <w:t xml:space="preserve">Comparing gene expression between prefrontal cortex and striatum, all mice</w:t>
-        </w:r>
-      </w:hyperlink>
-    </w:p>
-    <w:p>
-      <w:pPr>
-        <w:numPr>
-          <w:ilvl w:val="0"/>
-          <w:numId w:val="1006"/>
-        </w:numPr>
-      </w:pPr>
-      <w:hyperlink r:id="rId44">
-        <w:r>
-          <w:rPr>
-            <w:rStyle w:val="Hyperlink"/>
-          </w:rPr>
-          <w:t xml:space="preserve">Comparing gene expression between prefrontal cortex and striatum, only ASD mice</w:t>
-        </w:r>
-      </w:hyperlink>
-    </w:p>
-    <w:p>
-      <w:pPr>
-        <w:numPr>
-          <w:ilvl w:val="0"/>
-          <w:numId w:val="1006"/>
-        </w:numPr>
-      </w:pPr>
-      <w:hyperlink r:id="rId45">
-        <w:r>
-          <w:rPr>
-            <w:rStyle w:val="Hyperlink"/>
-          </w:rPr>
-          <w:t xml:space="preserve">Comparing gene expression between prefrontal cortex and striatum, only control mice</w:t>
-        </w:r>
-      </w:hyperlink>
-    </w:p>
-    <w:bookmarkEnd w:id="46"/>
-    <w:bookmarkStart w:id="48" w:name="instructor-materials"/>
-    <w:p>
-      <w:pPr>
-        <w:pStyle w:val="Heading3"/>
-      </w:pPr>
-      <w:r>
-        <w:t xml:space="preserve">Instructor Materials</w:t>
-      </w:r>
-    </w:p>
-    <w:p>
-      <w:pPr>
-        <w:pStyle w:val="FirstParagraph"/>
-      </w:pPr>
-      <w:r>
-        <w:t xml:space="preserve">A Google Slides presentation is available for borrowing images</w:t>
-      </w:r>
-      <w:r>
-        <w:t xml:space="preserve"> </w:t>
-      </w:r>
-      <w:hyperlink r:id="rId47">
+      <w:hyperlink r:id="rId50">
         <w:r>
           <w:rPr>
             <w:rStyle w:val="Hyperlink"/>
@@ -780,9 +903,8 @@
         <w:t xml:space="preserve">.</w:t>
       </w:r>
     </w:p>
-    <w:bookmarkEnd w:id="48"/>
-    <w:bookmarkEnd w:id="49"/>
-    <w:bookmarkStart w:id="51" w:name="scientific-topics"/>
+    <w:bookmarkEnd w:id="51"/>
+    <w:bookmarkStart w:id="53" w:name="scientific-topics"/>
     <w:p>
       <w:pPr>
         <w:pStyle w:val="Heading2"/>
@@ -801,7 +923,7 @@
       <w:r>
         <w:t xml:space="preserve"> </w:t>
       </w:r>
-      <w:hyperlink r:id="rId50">
+      <w:hyperlink r:id="rId52">
         <w:r>
           <w:rPr>
             <w:rStyle w:val="Hyperlink"/>
@@ -829,7 +951,7 @@
       <w:pPr>
         <w:numPr>
           <w:ilvl w:val="0"/>
-          <w:numId w:val="1007"/>
+          <w:numId w:val="1006"/>
         </w:numPr>
       </w:pPr>
       <w:r>
@@ -849,6 +971,82 @@
       </w:r>
       <w:r>
         <w:t xml:space="preserve">“turned off”</w:t>
+      </w:r>
+    </w:p>
+    <w:p>
+      <w:pPr>
+        <w:numPr>
+          <w:ilvl w:val="0"/>
+          <w:numId w:val="1006"/>
+        </w:numPr>
+      </w:pPr>
+      <w:r>
+        <w:t xml:space="preserve">Gut-brain axis: the proposed connection between the gut microbiome and gene expression in the brain</w:t>
+      </w:r>
+    </w:p>
+    <w:p>
+      <w:pPr>
+        <w:numPr>
+          <w:ilvl w:val="0"/>
+          <w:numId w:val="1006"/>
+        </w:numPr>
+      </w:pPr>
+      <w:r>
+        <w:t xml:space="preserve">Autism Spectrum Disorder: a neurological disorder that affects behavioral and social interactions</w:t>
+      </w:r>
+    </w:p>
+    <w:p>
+      <w:pPr>
+        <w:numPr>
+          <w:ilvl w:val="0"/>
+          <w:numId w:val="1006"/>
+        </w:numPr>
+      </w:pPr>
+      <w:r>
+        <w:t xml:space="preserve">Neurodevelopmental disorders: disorders that are the result of altered brain development (miniCURE only)</w:t>
+      </w:r>
+    </w:p>
+    <w:p>
+      <w:pPr>
+        <w:numPr>
+          <w:ilvl w:val="0"/>
+          <w:numId w:val="1006"/>
+        </w:numPr>
+      </w:pPr>
+      <w:r>
+        <w:t xml:space="preserve">Neurodegenerative disorders: disorders that that occur when brain structures and systems experience degradation (miniCURE only)</w:t>
+      </w:r>
+    </w:p>
+    <w:p>
+      <w:pPr>
+        <w:numPr>
+          <w:ilvl w:val="0"/>
+          <w:numId w:val="1006"/>
+        </w:numPr>
+      </w:pPr>
+      <w:r>
+        <w:t xml:space="preserve">Prefrontal cortex: the part of the brain that is primarily in charge of decision making, reasoning, personality, maintaining social appropriateness, and other complex behaviors that fall under the umbrella of executive functions</w:t>
+      </w:r>
+    </w:p>
+    <w:p>
+      <w:pPr>
+        <w:numPr>
+          <w:ilvl w:val="0"/>
+          <w:numId w:val="1006"/>
+        </w:numPr>
+      </w:pPr>
+      <w:r>
+        <w:t xml:space="preserve">Striatum: the part of the brain involved in motor control and cognitive tasks like reward processing, decision-making, and social interactions</w:t>
+      </w:r>
+    </w:p>
+    <w:bookmarkEnd w:id="53"/>
+    <w:bookmarkStart w:id="54" w:name="outline-for-rna-seq-minicure-extension"/>
+    <w:p>
+      <w:pPr>
+        <w:pStyle w:val="Heading2"/>
+      </w:pPr>
+      <w:r>
+        <w:t xml:space="preserve">Outline for RNA-seq miniCURE Extension</w:t>
       </w:r>
     </w:p>
     <w:p>
@@ -859,7 +1057,7 @@
         </w:numPr>
       </w:pPr>
       <w:r>
-        <w:t xml:space="preserve">Gut-brain axis: the proposed connection between the gut microbiome and gene expression in the brain</w:t>
+        <w:t xml:space="preserve">Background and Setup</w:t>
       </w:r>
     </w:p>
     <w:p>
@@ -870,7 +1068,7 @@
         </w:numPr>
       </w:pPr>
       <w:r>
-        <w:t xml:space="preserve">Autism Spectrum Disorder: a neurological disorder that affects behavioral and social interactions</w:t>
+        <w:t xml:space="preserve">Developing a Hypothesis; Identifying Genes of Interest</w:t>
       </w:r>
     </w:p>
     <w:p>
@@ -881,7 +1079,7 @@
         </w:numPr>
       </w:pPr>
       <w:r>
-        <w:t xml:space="preserve">Neurodevelopmental disorders: disorders that are the result of altered brain development (miniCURE only)</w:t>
+        <w:t xml:space="preserve">Exploring Gene Expression Data</w:t>
       </w:r>
     </w:p>
     <w:p>
@@ -892,39 +1090,17 @@
         </w:numPr>
       </w:pPr>
       <w:r>
-        <w:t xml:space="preserve">Neurodegenerative disorders: disorders that that occur when brain structures and systems experience degradation (miniCURE only)</w:t>
-      </w:r>
-    </w:p>
-    <w:p>
-      <w:pPr>
-        <w:numPr>
-          <w:ilvl w:val="0"/>
-          <w:numId w:val="1007"/>
-        </w:numPr>
-      </w:pPr>
-      <w:r>
-        <w:t xml:space="preserve">Prefrontal cortex: the part of the brain that is primarily in charge of decision making, reasoning, personality, maintaining social appropriateness, and other complex behaviors that fall under the umbrella of executive functions</w:t>
-      </w:r>
-    </w:p>
-    <w:p>
-      <w:pPr>
-        <w:numPr>
-          <w:ilvl w:val="0"/>
-          <w:numId w:val="1007"/>
-        </w:numPr>
-      </w:pPr>
-      <w:r>
-        <w:t xml:space="preserve">Striatum: the part of the brain involved in motor control and cognitive tasks like reward processing, decision-making, and social interactions</w:t>
-      </w:r>
-    </w:p>
-    <w:bookmarkEnd w:id="51"/>
-    <w:bookmarkStart w:id="52" w:name="outline-for-rna-seq-minicure-extension"/>
+        <w:t xml:space="preserve">Analyzing Differential Expression Data</w:t>
+      </w:r>
+    </w:p>
+    <w:bookmarkEnd w:id="54"/>
+    <w:bookmarkStart w:id="58" w:name="outline-for-rna-seq-standalone-activity"/>
     <w:p>
       <w:pPr>
         <w:pStyle w:val="Heading2"/>
       </w:pPr>
       <w:r>
-        <w:t xml:space="preserve">Outline for RNA-seq miniCURE Extension</w:t>
+        <w:t xml:space="preserve">Outline for RNA-seq standalone activity</w:t>
       </w:r>
     </w:p>
     <w:p>
@@ -946,7 +1122,7 @@
         </w:numPr>
       </w:pPr>
       <w:r>
-        <w:t xml:space="preserve">Developing a Hypothesis; Identifying Genes of Interest</w:t>
+        <w:t xml:space="preserve">Exploring Gene Expression Data</w:t>
       </w:r>
     </w:p>
     <w:p>
@@ -957,65 +1133,11 @@
         </w:numPr>
       </w:pPr>
       <w:r>
-        <w:t xml:space="preserve">Exploring Gene Expression Data</w:t>
-      </w:r>
-    </w:p>
-    <w:p>
-      <w:pPr>
-        <w:numPr>
-          <w:ilvl w:val="0"/>
-          <w:numId w:val="1008"/>
-        </w:numPr>
-      </w:pPr>
-      <w:r>
         <w:t xml:space="preserve">Analyzing Differential Expression Data</w:t>
       </w:r>
     </w:p>
-    <w:bookmarkEnd w:id="52"/>
-    <w:bookmarkStart w:id="56" w:name="outline-for-rna-seq-standalone-activity"/>
-    <w:p>
-      <w:pPr>
-        <w:pStyle w:val="Heading2"/>
-      </w:pPr>
-      <w:r>
-        <w:t xml:space="preserve">Outline for RNA-seq standalone activity</w:t>
-      </w:r>
-    </w:p>
-    <w:p>
-      <w:pPr>
-        <w:numPr>
-          <w:ilvl w:val="0"/>
-          <w:numId w:val="1009"/>
-        </w:numPr>
-      </w:pPr>
-      <w:r>
-        <w:t xml:space="preserve">Background and Setup</w:t>
-      </w:r>
-    </w:p>
-    <w:p>
-      <w:pPr>
-        <w:numPr>
-          <w:ilvl w:val="0"/>
-          <w:numId w:val="1009"/>
-        </w:numPr>
-      </w:pPr>
-      <w:r>
-        <w:t xml:space="preserve">Exploring Gene Expression Data</w:t>
-      </w:r>
-    </w:p>
-    <w:p>
-      <w:pPr>
-        <w:numPr>
-          <w:ilvl w:val="0"/>
-          <w:numId w:val="1009"/>
-        </w:numPr>
-      </w:pPr>
-      <w:r>
-        <w:t xml:space="preserve">Analyzing Differential Expression Data</w:t>
-      </w:r>
-    </w:p>
-    <w:bookmarkStart w:id="55" w:name="refs"/>
-    <w:bookmarkStart w:id="54" w:name="ref-sharon2019"/>
+    <w:bookmarkStart w:id="57" w:name="refs"/>
+    <w:bookmarkStart w:id="56" w:name="ref-sharon2019"/>
     <w:p>
       <w:pPr>
         <w:pStyle w:val="Bibliography"/>
@@ -1067,7 +1189,7 @@
       <w:r>
         <w:t xml:space="preserve"> </w:t>
       </w:r>
-      <w:hyperlink r:id="rId53">
+      <w:hyperlink r:id="rId55">
         <w:r>
           <w:rPr>
             <w:rStyle w:val="Hyperlink"/>
@@ -1076,9 +1198,9 @@
         </w:r>
       </w:hyperlink>
     </w:p>
-    <w:bookmarkEnd w:id="54"/>
-    <w:bookmarkEnd w:id="55"/>
     <w:bookmarkEnd w:id="56"/>
+    <w:bookmarkEnd w:id="57"/>
+    <w:bookmarkEnd w:id="58"/>
     <w:sectPr>
       <w:footnotePr>
         <w:numRestart w:val="eachSect"/>
@@ -1541,9 +1663,6 @@
     <w:abstractNumId w:val="991"/>
   </w:num>
   <w:num w:numId="1008">
-    <w:abstractNumId w:val="991"/>
-  </w:num>
-  <w:num w:numId="1009">
     <w:abstractNumId w:val="991"/>
   </w:num>
 </w:numbering>
